--- a/BaoCao-JetpackCompose-2026-10-moi.docx
+++ b/BaoCao-JetpackCompose-2026-10-moi.docx
@@ -198,7 +198,6 @@
       </w:r>
       <w:r>
         <w:rPr>
-          <w:highlight w:val="yellow"/>
           <w:u w:val="single"/>
         </w:rPr>
         <w:t>https://github.com/diepbnh/learning-andorid-hello</w:t>
